--- a/docs/files/f28_文雪_山东大学_半亩花田_供应链管培生（2027届校招-J10971）.docx
+++ b/docs/files/f28_文雪_山东大学_半亩花田_供应链管培生（2027届校招-J10971）.docx
@@ -10212,7 +10212,7 @@
                 <w:b w:val="0"/>
                 <w:sz w:val="21"/>
               </w:rPr>
-              <w:t>材料核验：经手200+份学员申报材料的收集与核对，用Excel搭分类台账、设三级校验，任职期间零差错</w:t>
+              <w:t>材料核验：收集并逐份核对200+份学员申报材料，用Excel搭分类台账、设三级校验，任职期间零差错</w:t>
             </w:r>
           </w:p>
           <w:p>

--- a/docs/files/f28_文雪_山东大学_半亩花田_供应链管培生（2027届校招-J10971）.docx
+++ b/docs/files/f28_文雪_山东大学_半亩花田_供应链管培生（2027届校招-J10971）.docx
@@ -631,7 +631,7 @@
                 <w:b w:val="0"/>
                 <w:sz w:val="21"/>
               </w:rPr>
-              <w:t>18658249341 ｜ 2631217547@qq.com ｜ 共青团员 ｜ 济南</w:t>
+              <w:t>18658249341 ｜ 2631217547@qq.com ｜ 共青团员 ｜ 宁波</w:t>
             </w:r>
           </w:p>
         </w:tc>
